--- a/media/F2111/output_dir/联系人和方式.docx
+++ b/media/F2111/output_dir/联系人和方式.docx
@@ -1,18 +1,395 @@
 
 <file path=word/document.xml><?xml version="1.0" encoding="utf-8"?>
-<w:document xmlns:wpc="http://schemas.microsoft.com/office/word/2010/wordprocessingCanvas" xmlns:cx="http://schemas.microsoft.com/office/drawing/2014/chartex" xmlns:cx1="http://schemas.microsoft.com/office/drawing/2015/9/8/chartex" xmlns:cx2="http://schemas.microsoft.com/office/drawing/2015/10/21/chartex" xmlns:cx3="http://schemas.microsoft.com/office/drawing/2016/5/9/chartex" xmlns:cx4="http://schemas.microsoft.com/office/drawing/2016/5/10/chartex" xmlns:cx5="http://schemas.microsoft.com/office/drawing/2016/5/11/chartex" xmlns:cx6="http://schemas.microsoft.com/office/drawing/2016/5/12/chartex" xmlns:cx7="http://schemas.microsoft.com/office/drawing/2016/5/13/chartex" xmlns:cx8="http://schemas.microsoft.com/office/drawing/2016/5/14/chartex" xmlns:mc="http://schemas.openxmlformats.org/markup-compatibility/2006" xmlns:aink="http://schemas.microsoft.com/office/drawing/2016/ink" xmlns:am3d="http://schemas.microsoft.com/office/drawing/2017/model3d" xmlns:o="urn:schemas-microsoft-com:office:office" xmlns:oel="http://schemas.microsoft.com/office/2019/extlst" xmlns:r="http://schemas.openxmlformats.org/officeDocument/2006/relationships" xmlns:m="http://schemas.openxmlformats.org/officeDocument/2006/math" xmlns:v="urn:schemas-microsoft-com:vml" xmlns:wp14="http://schemas.microsoft.com/office/word/2010/wordprocessingDrawing" xmlns:wp="http://schemas.openxmlformats.org/drawingml/2006/wordprocessingDrawing" xmlns:w10="urn:schemas-microsoft-com:office:word" xmlns:w="http://schemas.openxmlformats.org/wordprocessingml/2006/main" xmlns:w14="http://schemas.microsoft.com/office/word/2010/wordml" xmlns:w15="http://schemas.microsoft.com/office/word/2012/wordml" xmlns:w16cex="http://schemas.microsoft.com/office/word/2018/wordml/cex" xmlns:w16cid="http://schemas.microsoft.com/office/word/2016/wordml/cid" xmlns:w16="http://schemas.microsoft.com/office/word/2018/wordml" xmlns:w16sdtdh="http://schemas.microsoft.com/office/word/2020/wordml/sdtdatahash" xmlns:w16se="http://schemas.microsoft.com/office/word/2015/wordml/symex" xmlns:wpg="http://schemas.microsoft.com/office/word/2010/wordprocessingGroup" xmlns:wpi="http://schemas.microsoft.com/office/word/2010/wordprocessingInk" xmlns:wne="http://schemas.microsoft.com/office/word/2006/wordml" xmlns:wps="http://schemas.microsoft.com/office/word/2010/wordprocessingShape" mc:Ignorable="w14 w15 w16se w16cid w16 w16cex w16sdtdh wp14">
+<w:document xmlns:wpc="http://schemas.microsoft.com/office/word/2010/wordprocessingCanvas" xmlns:cx="http://schemas.microsoft.com/office/drawing/2014/chartex" xmlns:cx1="http://schemas.microsoft.com/office/drawing/2015/9/8/chartex" xmlns:cx2="http://schemas.microsoft.com/office/drawing/2015/10/21/chartex" xmlns:cx3="http://schemas.microsoft.com/office/drawing/2016/5/9/chartex" xmlns:cx4="http://schemas.microsoft.com/office/drawing/2016/5/10/chartex" xmlns:cx5="http://schemas.microsoft.com/office/drawing/2016/5/11/chartex" xmlns:cx6="http://schemas.microsoft.com/office/drawing/2016/5/12/chartex" xmlns:cx7="http://schemas.microsoft.com/office/drawing/2016/5/13/chartex" xmlns:cx8="http://schemas.microsoft.com/office/drawing/2016/5/14/chartex" xmlns:mc="http://schemas.openxmlformats.org/markup-compatibility/2006" xmlns:aink="http://schemas.microsoft.com/office/drawing/2016/ink" xmlns:am3d="http://schemas.microsoft.com/office/drawing/2017/model3d" xmlns:o="urn:schemas-microsoft-com:office:office" xmlns:oel="http://schemas.microsoft.com/office/2019/extlst" xmlns:r="http://schemas.openxmlformats.org/officeDocument/2006/relationships" xmlns:m="http://schemas.openxmlformats.org/officeDocument/2006/math" xmlns:v="urn:schemas-microsoft-com:vml" xmlns:wp14="http://schemas.microsoft.com/office/word/2010/wordprocessingDrawing" xmlns:wp="http://schemas.openxmlformats.org/drawingml/2006/wordprocessingDrawing" xmlns:w10="urn:schemas-microsoft-com:office:word" xmlns:w="http://schemas.openxmlformats.org/wordprocessingml/2006/main" xmlns:w14="http://schemas.microsoft.com/office/word/2010/wordml" xmlns:w15="http://schemas.microsoft.com/office/word/2012/wordml" xmlns:w16cex="http://schemas.microsoft.com/office/word/2018/wordml/cex" xmlns:w16cid="http://schemas.microsoft.com/office/word/2016/wordml/cid" xmlns:w16="http://schemas.microsoft.com/office/word/2018/wordml" xmlns:w16du="http://schemas.microsoft.com/office/word/2023/wordml/word16du" xmlns:w16sdtdh="http://schemas.microsoft.com/office/word/2020/wordml/sdtdatahash" xmlns:w16sdtfl="http://schemas.microsoft.com/office/word/2024/wordml/sdtformatlock" xmlns:w16se="http://schemas.microsoft.com/office/word/2015/wordml/symex" xmlns:wpg="http://schemas.microsoft.com/office/word/2010/wordprocessingGroup" xmlns:wpi="http://schemas.microsoft.com/office/word/2010/wordprocessingInk" xmlns:wne="http://schemas.microsoft.com/office/word/2006/wordml" xmlns:wps="http://schemas.microsoft.com/office/word/2010/wordprocessingShape" mc:Ignorable="w14 w15 w16se w16cid w16 w16cex w16sdtdh w16sdtfl w16du wp14">
   <w:body>
     <w:p>
       <w:pPr>
-        <w:pStyle w:val="30"/>
+        <w:pStyle w:val="RC"/>
+        <w:adjustRightInd w:val="0"/>
         <w:rPr>
-          <w:sz w:val="24"/>
+          <w:rFonts w:cs="Times New Roman"/>
+        </w:rPr>
+      </w:pPr>
+      <w:r>
+        <w:rPr>
+          <w:rFonts w:cs="Times New Roman"/>
+        </w:rPr>
+        <w:t>1</w:t>
+      </w:r>
+      <w:r>
+        <w:rPr>
+          <w:rFonts w:cs="Times New Roman"/>
+        </w:rPr>
+        <w:t>）委托单位与联系方式</w:t>
+      </w:r>
+    </w:p>
+    <w:p>
+      <w:pPr>
+        <w:pStyle w:val="RC"/>
+        <w:adjustRightInd w:val="0"/>
+        <w:rPr>
+          <w:rFonts w:cs="Times New Roman"/>
+        </w:rPr>
+      </w:pPr>
+      <w:r>
+        <w:rPr>
+          <w:rFonts w:cs="Times New Roman"/>
+        </w:rPr>
+        <w:t>委托单位名称：</w:t>
+      </w:r>
+      <w:r>
+        <w:rPr>
+          <w:rFonts w:hint="eastAsia"/>
           <w:szCs w:val="24"/>
         </w:rPr>
-      </w:pPr>
-      <w:bookmarkStart w:id="10" w:name="_Toc159521076"/>
-      <w:bookmarkStart w:id="11" w:name="_Toc91752356"/>
-      <w:bookmarkStart w:id="12" w:name="_Toc91752504"/>
+        <w:t xml:space="preserve">某委托方单位</w:t>
+      </w:r>
+    </w:p>
+    <w:p>
+      <w:pPr>
+        <w:pStyle w:val="RC"/>
+        <w:adjustRightInd w:val="0"/>
+        <w:rPr>
+          <w:rFonts w:cs="Times New Roman"/>
+        </w:rPr>
+      </w:pPr>
+      <w:r>
+        <w:rPr>
+          <w:rFonts w:cs="Times New Roman"/>
+        </w:rPr>
+        <w:t>委托单位地址：</w:t>
+      </w:r>
+      <w:r>
+        <w:rPr>
+          <w:rFonts w:hint="eastAsia"/>
+          <w:szCs w:val="24"/>
+        </w:rPr>
+        <w:t xml:space="preserve">委托方地址</w:t>
+      </w:r>
+    </w:p>
+    <w:p>
+      <w:pPr>
+        <w:pStyle w:val="RC"/>
+        <w:adjustRightInd w:val="0"/>
+        <w:rPr>
+          <w:rFonts w:cs="Times New Roman"/>
+        </w:rPr>
+      </w:pPr>
+      <w:r>
+        <w:rPr>
+          <w:rFonts w:cs="Times New Roman"/>
+        </w:rPr>
+        <w:t>委托单位联系人：</w:t>
+      </w:r>
+      <w:r>
+        <w:rPr>
+          <w:rFonts w:hint="eastAsia"/>
+          <w:szCs w:val="24"/>
+        </w:rPr>
+        <w:t xml:space="preserve">委托方人员</w:t>
+      </w:r>
+    </w:p>
+    <w:p>
+      <w:pPr>
+        <w:pStyle w:val="RC"/>
+        <w:adjustRightInd w:val="0"/>
+        <w:rPr>
+          <w:rFonts w:cs="Times New Roman"/>
+        </w:rPr>
+      </w:pPr>
+      <w:r>
+        <w:rPr>
+          <w:rFonts w:cs="Times New Roman"/>
+        </w:rPr>
+        <w:t>委托单位联系人电话：</w:t>
+      </w:r>
+      <w:r>
+        <w:rPr>
+          <w:rFonts w:hint="eastAsia"/>
+          <w:szCs w:val="24"/>
+        </w:rPr>
+        <w:t xml:space="preserve">18100001111</w:t>
+      </w:r>
+    </w:p>
+    <w:p>
+      <w:pPr>
+        <w:pStyle w:val="RC"/>
+        <w:adjustRightInd w:val="0"/>
+        <w:rPr>
+          <w:rFonts w:cs="Times New Roman"/>
+        </w:rPr>
+      </w:pPr>
+      <w:bookmarkStart w:id="10" w:name="_Toc465161047"/>
+      <w:bookmarkStart w:id="11" w:name="_Toc463688701"/>
+      <w:bookmarkStart w:id="12" w:name="_Toc447003376"/>
+      <w:bookmarkStart w:id="13" w:name="_Toc440287655"/>
+      <w:bookmarkStart w:id="14" w:name="_Toc417376838"/>
+      <w:bookmarkStart w:id="15" w:name="_Toc417377034"/>
+      <w:bookmarkStart w:id="16" w:name="_Toc417377095"/>
+      <w:bookmarkStart w:id="17" w:name="_Toc417392191"/>
+      <w:bookmarkStart w:id="18" w:name="_Toc417392714"/>
+      <w:bookmarkStart w:id="19" w:name="_Toc417392993"/>
+      <w:bookmarkStart w:id="20" w:name="_Toc417394655"/>
+      <w:bookmarkStart w:id="21" w:name="_Toc417396210"/>
+      <w:bookmarkStart w:id="22" w:name="_Toc417396766"/>
+      <w:bookmarkStart w:id="23" w:name="_Toc51071989"/>
+      <w:r>
+        <w:rPr>
+          <w:rFonts w:cs="Times New Roman"/>
+        </w:rPr>
+        <w:t>2</w:t>
+      </w:r>
+      <w:r>
+        <w:rPr>
+          <w:rFonts w:cs="Times New Roman"/>
+        </w:rPr>
+        <w:t>）承研单位与联系方式</w:t>
+      </w:r>
+      <w:bookmarkEnd w:id="10"/>
+      <w:bookmarkEnd w:id="11"/>
+      <w:bookmarkEnd w:id="12"/>
+      <w:bookmarkEnd w:id="13"/>
+      <w:bookmarkEnd w:id="14"/>
+      <w:bookmarkEnd w:id="15"/>
+      <w:bookmarkEnd w:id="16"/>
+      <w:bookmarkEnd w:id="17"/>
+      <w:bookmarkEnd w:id="18"/>
+      <w:bookmarkEnd w:id="19"/>
+      <w:bookmarkEnd w:id="20"/>
+      <w:bookmarkEnd w:id="21"/>
+      <w:bookmarkEnd w:id="22"/>
+      <w:bookmarkEnd w:id="23"/>
+    </w:p>
+    <w:p>
+      <w:pPr>
+        <w:pStyle w:val="RC"/>
+        <w:adjustRightInd w:val="0"/>
+        <w:rPr>
+          <w:rFonts w:cs="Times New Roman"/>
+        </w:rPr>
+      </w:pPr>
+      <w:r>
+        <w:rPr>
+          <w:rFonts w:cs="Times New Roman"/>
+        </w:rPr>
+        <w:t>承研单位名称：</w:t>
+      </w:r>
+      <w:r>
+        <w:rPr>
+          <w:rFonts w:hint="eastAsia"/>
+          <w:szCs w:val="24"/>
+        </w:rPr>
+        <w:t xml:space="preserve">某研制方单位</w:t>
+      </w:r>
+    </w:p>
+    <w:p>
+      <w:pPr>
+        <w:pStyle w:val="RC"/>
+        <w:adjustRightInd w:val="0"/>
+        <w:rPr>
+          <w:rFonts w:cs="Times New Roman"/>
+        </w:rPr>
+      </w:pPr>
+      <w:r>
+        <w:rPr>
+          <w:rFonts w:cs="Times New Roman"/>
+        </w:rPr>
+        <w:t>承研单位地址：</w:t>
+      </w:r>
+      <w:r>
+        <w:rPr>
+          <w:rFonts w:hint="eastAsia"/>
+          <w:szCs w:val="24"/>
+        </w:rPr>
+        <w:t xml:space="preserve">某研制方单位的地址</w:t>
+      </w:r>
+    </w:p>
+    <w:p>
+      <w:pPr>
+        <w:pStyle w:val="RC"/>
+        <w:adjustRightInd w:val="0"/>
+        <w:rPr>
+          <w:rFonts w:cs="Times New Roman"/>
+        </w:rPr>
+      </w:pPr>
+      <w:r>
+        <w:rPr>
+          <w:rFonts w:cs="Times New Roman"/>
+        </w:rPr>
+        <w:t>承研单位联系人：</w:t>
+      </w:r>
+      <w:r>
+        <w:rPr>
+          <w:rFonts w:hint="eastAsia"/>
+          <w:szCs w:val="24"/>
+        </w:rPr>
+        <w:t xml:space="preserve">某研制人员</w:t>
+      </w:r>
+    </w:p>
+    <w:p>
+      <w:pPr>
+        <w:pStyle w:val="RC"/>
+        <w:adjustRightInd w:val="0"/>
+        <w:rPr>
+          <w:rFonts w:cs="Times New Roman"/>
+        </w:rPr>
+      </w:pPr>
+      <w:r>
+        <w:rPr>
+          <w:rFonts w:cs="Times New Roman"/>
+        </w:rPr>
+        <w:t>承研单位联系人电话：</w:t>
+      </w:r>
+      <w:r>
+        <w:rPr>
+          <w:rFonts w:hint="eastAsia"/>
+          <w:szCs w:val="24"/>
+        </w:rPr>
+        <w:t xml:space="preserve">18100001111</w:t>
+      </w:r>
+    </w:p>
+    <w:p>
+      <w:pPr>
+        <w:pStyle w:val="RC"/>
+        <w:adjustRightInd w:val="0"/>
+        <w:rPr>
+          <w:rFonts w:cs="Times New Roman"/>
+        </w:rPr>
+      </w:pPr>
+      <w:bookmarkStart w:id="24" w:name="_Toc465161048"/>
+      <w:bookmarkStart w:id="25" w:name="_Toc463688702"/>
+      <w:bookmarkStart w:id="26" w:name="_Toc447003377"/>
+      <w:bookmarkStart w:id="27" w:name="_Toc440287656"/>
+      <w:bookmarkStart w:id="28" w:name="_Toc417376839"/>
+      <w:bookmarkStart w:id="29" w:name="_Toc417377035"/>
+      <w:bookmarkStart w:id="30" w:name="_Toc417377096"/>
+      <w:bookmarkStart w:id="31" w:name="_Toc417392192"/>
+      <w:bookmarkStart w:id="32" w:name="_Toc417392715"/>
+      <w:bookmarkStart w:id="33" w:name="_Toc417392994"/>
+      <w:bookmarkStart w:id="34" w:name="_Toc417394656"/>
+      <w:bookmarkStart w:id="35" w:name="_Toc417396211"/>
+      <w:bookmarkStart w:id="36" w:name="_Toc417396767"/>
+      <w:bookmarkStart w:id="37" w:name="_Toc51071990"/>
+      <w:r>
+        <w:rPr>
+          <w:rFonts w:cs="Times New Roman"/>
+        </w:rPr>
+        <w:t>3</w:t>
+      </w:r>
+      <w:r>
+        <w:rPr>
+          <w:rFonts w:cs="Times New Roman"/>
+        </w:rPr>
+        <w:t>）鉴定测评机构与联系方式</w:t>
+      </w:r>
+      <w:bookmarkEnd w:id="24"/>
+      <w:bookmarkEnd w:id="25"/>
+      <w:bookmarkEnd w:id="26"/>
+      <w:bookmarkEnd w:id="27"/>
+      <w:bookmarkEnd w:id="28"/>
+      <w:bookmarkEnd w:id="29"/>
+      <w:bookmarkEnd w:id="30"/>
+      <w:bookmarkEnd w:id="31"/>
+      <w:bookmarkEnd w:id="32"/>
+      <w:bookmarkEnd w:id="33"/>
+      <w:bookmarkEnd w:id="34"/>
+      <w:bookmarkEnd w:id="35"/>
+      <w:bookmarkEnd w:id="36"/>
+      <w:bookmarkEnd w:id="37"/>
+    </w:p>
+    <w:p>
+      <w:pPr>
+        <w:pStyle w:val="RC"/>
+        <w:adjustRightInd w:val="0"/>
+        <w:rPr>
+          <w:rFonts w:cs="Times New Roman"/>
+        </w:rPr>
+      </w:pPr>
+      <w:r>
+        <w:rPr>
+          <w:rFonts w:cs="Times New Roman"/>
+        </w:rPr>
+        <w:t>鉴定测评机构名称：</w:t>
+      </w:r>
+      <w:r>
+        <w:rPr>
+          <w:rFonts w:hint="eastAsia"/>
+          <w:szCs w:val="24"/>
+        </w:rPr>
+        <w:t xml:space="preserve">中国科学院卫星软件测评中心</w:t>
+      </w:r>
+    </w:p>
+    <w:p>
+      <w:pPr>
+        <w:pStyle w:val="RC"/>
+        <w:adjustRightInd w:val="0"/>
+        <w:rPr>
+          <w:rFonts w:cs="Times New Roman"/>
+        </w:rPr>
+      </w:pPr>
+      <w:r>
+        <w:rPr>
+          <w:rFonts w:cs="Times New Roman"/>
+        </w:rPr>
+        <w:t>鉴定测评机构地址：</w:t>
+      </w:r>
+      <w:r>
+        <w:rPr>
+          <w:rFonts w:hint="eastAsia"/>
+          <w:szCs w:val="24"/>
+        </w:rPr>
+        <w:t xml:space="preserve">上海市海科路99号</w:t>
+      </w:r>
+      <w:r>
+        <w:rPr>
+          <w:rFonts w:cs="Times New Roman"/>
+        </w:rPr>
+        <w:t xml:space="preserve"> </w:t>
+      </w:r>
+    </w:p>
+    <w:p>
+      <w:pPr>
+        <w:pStyle w:val="RC"/>
+        <w:adjustRightInd w:val="0"/>
+        <w:rPr>
+          <w:rFonts w:cs="Times New Roman"/>
+        </w:rPr>
+      </w:pPr>
+      <w:r>
+        <w:rPr>
+          <w:rFonts w:cs="Times New Roman"/>
+        </w:rPr>
+        <w:t>鉴定测评机构联系人：</w:t>
+      </w:r>
+      <w:r>
+        <w:rPr>
+          <w:rFonts w:hint="eastAsia"/>
+          <w:szCs w:val="24"/>
+        </w:rPr>
+        <w:t xml:space="preserve">高才栋</w:t>
+      </w:r>
+    </w:p>
+    <w:p>
+      <w:pPr>
+        <w:pStyle w:val="RC"/>
+        <w:adjustRightInd w:val="0"/>
+        <w:rPr>
+          <w:rFonts w:cs="Times New Roman" w:hint="eastAsia"/>
+        </w:rPr>
+      </w:pPr>
+      <w:r>
+        <w:rPr>
+          <w:rFonts w:cs="Times New Roman"/>
+        </w:rPr>
+        <w:t>鉴定测评机构联系人电话：</w:t>
+      </w:r>
+      <w:r>
+        <w:rPr>
+          <w:rFonts w:hint="eastAsia"/>
+          <w:szCs w:val="24"/>
+        </w:rPr>
+        <w:t xml:space="preserve">18100001111</w:t>
+      </w:r>
       <w:bookmarkEnd w:id="0"/>
       <w:bookmarkEnd w:id="1"/>
       <w:bookmarkEnd w:id="2"/>
@@ -23,357 +400,6 @@
       <w:bookmarkEnd w:id="7"/>
       <w:bookmarkEnd w:id="8"/>
       <w:bookmarkEnd w:id="9"/>
-      <w:r>
-        <w:rPr>
-          <w:sz w:val="24"/>
-          <w:szCs w:val="24"/>
-        </w:rPr>
-        <w:t>委托机构的名称与联系方式</w:t>
-      </w:r>
-      <w:bookmarkEnd w:id="10"/>
-    </w:p>
-    <w:p>
-      <w:pPr>
-        <w:spacing w:line="360" w:lineRule="auto"/>
-        <w:ind w:firstLineChars="200" w:firstLine="480"/>
-        <w:rPr>
-          <w:sz w:val="24"/>
-          <w:szCs w:val="24"/>
-        </w:rPr>
-      </w:pPr>
-      <w:r>
-        <w:rPr>
-          <w:sz w:val="24"/>
-          <w:szCs w:val="24"/>
-        </w:rPr>
-        <w:t>委托单位名称：</w:t>
-      </w:r>
-      <w:r>
-        <w:rPr>
-          <w:rFonts w:hint="eastAsia"/>
-          <w:sz w:val="24"/>
-          <w:szCs w:val="24"/>
-        </w:rPr>
-        <w:t xml:space="preserve">某委托方单位</w:t>
-      </w:r>
-    </w:p>
-    <w:p>
-      <w:pPr>
-        <w:spacing w:line="360" w:lineRule="auto"/>
-        <w:ind w:firstLineChars="200" w:firstLine="480"/>
-        <w:rPr>
-          <w:sz w:val="24"/>
-          <w:szCs w:val="24"/>
-        </w:rPr>
-      </w:pPr>
-      <w:r>
-        <w:rPr>
-          <w:sz w:val="24"/>
-          <w:szCs w:val="24"/>
-        </w:rPr>
-        <w:t>委托单位地址：</w:t>
-      </w:r>
-      <w:r>
-        <w:rPr>
-          <w:rFonts w:hint="eastAsia"/>
-          <w:sz w:val="24"/>
-          <w:szCs w:val="24"/>
-        </w:rPr>
-        <w:t xml:space="preserve">委托方地址</w:t>
-      </w:r>
-    </w:p>
-    <w:p>
-      <w:pPr>
-        <w:spacing w:line="360" w:lineRule="auto"/>
-        <w:ind w:firstLineChars="200" w:firstLine="480"/>
-        <w:rPr>
-          <w:sz w:val="24"/>
-          <w:szCs w:val="24"/>
-        </w:rPr>
-      </w:pPr>
-      <w:r>
-        <w:rPr>
-          <w:sz w:val="24"/>
-          <w:szCs w:val="24"/>
-        </w:rPr>
-        <w:t>联系人：</w:t>
-      </w:r>
-      <w:r>
-        <w:rPr>
-          <w:rFonts w:hint="eastAsia"/>
-          <w:sz w:val="24"/>
-          <w:szCs w:val="24"/>
-        </w:rPr>
-        <w:t xml:space="preserve">委托方人员</w:t>
-      </w:r>
-    </w:p>
-    <w:p>
-      <w:pPr>
-        <w:spacing w:line="360" w:lineRule="auto"/>
-        <w:ind w:firstLineChars="200" w:firstLine="480"/>
-        <w:rPr>
-          <w:sz w:val="24"/>
-          <w:szCs w:val="24"/>
-        </w:rPr>
-      </w:pPr>
-      <w:r>
-        <w:rPr>
-          <w:sz w:val="24"/>
-          <w:szCs w:val="24"/>
-        </w:rPr>
-        <w:t>联系电话：</w:t>
-      </w:r>
-      <w:r>
-        <w:rPr>
-          <w:rFonts w:hint="eastAsia"/>
-          <w:sz w:val="24"/>
-          <w:szCs w:val="24"/>
-        </w:rPr>
-        <w:t xml:space="preserve">18100001111</w:t>
-      </w:r>
-    </w:p>
-    <w:p>
-      <w:pPr>
-        <w:pStyle w:val="30"/>
-        <w:rPr>
-          <w:sz w:val="24"/>
-          <w:szCs w:val="24"/>
-        </w:rPr>
-      </w:pPr>
-      <w:bookmarkStart w:id="13" w:name="_Toc159521077"/>
-      <w:bookmarkEnd w:id="11"/>
-      <w:bookmarkEnd w:id="12"/>
-      <w:r>
-        <w:rPr>
-          <w:sz w:val="24"/>
-          <w:szCs w:val="24"/>
-        </w:rPr>
-        <w:t>承研单位的名称与联系方式</w:t>
-      </w:r>
-      <w:bookmarkEnd w:id="13"/>
-    </w:p>
-    <w:p>
-      <w:pPr>
-        <w:spacing w:line="360" w:lineRule="auto"/>
-        <w:ind w:firstLineChars="200" w:firstLine="480"/>
-        <w:rPr>
-          <w:sz w:val="24"/>
-          <w:szCs w:val="24"/>
-        </w:rPr>
-      </w:pPr>
-      <w:r>
-        <w:rPr>
-          <w:sz w:val="24"/>
-          <w:szCs w:val="24"/>
-        </w:rPr>
-        <w:t>承研单位名称：</w:t>
-      </w:r>
-      <w:r>
-        <w:rPr>
-          <w:rFonts w:hint="eastAsia"/>
-          <w:sz w:val="24"/>
-          <w:szCs w:val="24"/>
-        </w:rPr>
-        <w:t xml:space="preserve">某研制方单位</w:t>
-      </w:r>
-    </w:p>
-    <w:p>
-      <w:pPr>
-        <w:spacing w:line="360" w:lineRule="auto"/>
-        <w:ind w:firstLineChars="200" w:firstLine="480"/>
-        <w:rPr>
-          <w:sz w:val="24"/>
-          <w:szCs w:val="24"/>
-        </w:rPr>
-      </w:pPr>
-      <w:r>
-        <w:rPr>
-          <w:sz w:val="24"/>
-          <w:szCs w:val="24"/>
-        </w:rPr>
-        <w:t>承研单位地址：</w:t>
-      </w:r>
-      <w:r>
-        <w:rPr>
-          <w:rFonts w:hint="eastAsia"/>
-          <w:sz w:val="24"/>
-          <w:szCs w:val="24"/>
-        </w:rPr>
-        <w:t xml:space="preserve">某研制方单位的地址</w:t>
-      </w:r>
-    </w:p>
-    <w:p>
-      <w:pPr>
-        <w:spacing w:line="360" w:lineRule="auto"/>
-        <w:ind w:firstLineChars="200" w:firstLine="480"/>
-        <w:rPr>
-          <w:sz w:val="24"/>
-          <w:szCs w:val="24"/>
-        </w:rPr>
-      </w:pPr>
-      <w:r>
-        <w:rPr>
-          <w:sz w:val="24"/>
-          <w:szCs w:val="24"/>
-        </w:rPr>
-        <w:t>联系人：</w:t>
-      </w:r>
-      <w:r>
-        <w:rPr>
-          <w:rFonts w:hint="eastAsia"/>
-          <w:sz w:val="24"/>
-          <w:szCs w:val="24"/>
-        </w:rPr>
-        <w:t xml:space="preserve">某研制人员</w:t>
-      </w:r>
-    </w:p>
-    <w:p>
-      <w:pPr>
-        <w:spacing w:line="360" w:lineRule="auto"/>
-        <w:ind w:firstLineChars="200" w:firstLine="480"/>
-        <w:rPr>
-          <w:sz w:val="24"/>
-          <w:szCs w:val="24"/>
-        </w:rPr>
-      </w:pPr>
-      <w:r>
-        <w:rPr>
-          <w:sz w:val="24"/>
-          <w:szCs w:val="24"/>
-        </w:rPr>
-        <w:t>联系电话：</w:t>
-      </w:r>
-      <w:r>
-        <w:rPr>
-          <w:rFonts w:hint="eastAsia"/>
-          <w:sz w:val="24"/>
-          <w:szCs w:val="24"/>
-        </w:rPr>
-        <w:t xml:space="preserve">18100001111</w:t>
-      </w:r>
-    </w:p>
-    <w:p>
-      <w:pPr>
-        <w:pStyle w:val="30"/>
-        <w:rPr>
-          <w:sz w:val="24"/>
-          <w:szCs w:val="24"/>
-        </w:rPr>
-      </w:pPr>
-      <w:bookmarkStart w:id="14" w:name="_Toc91752357"/>
-      <w:bookmarkStart w:id="15" w:name="_Toc91752505"/>
-      <w:bookmarkStart w:id="16" w:name="_Toc159521078"/>
-      <w:r>
-        <w:rPr>
-          <w:sz w:val="24"/>
-          <w:szCs w:val="24"/>
-        </w:rPr>
-        <w:t>测评机构的名称与联系方式</w:t>
-      </w:r>
-      <w:bookmarkEnd w:id="14"/>
-      <w:bookmarkEnd w:id="15"/>
-      <w:bookmarkEnd w:id="16"/>
-    </w:p>
-    <w:p>
-      <w:pPr>
-        <w:spacing w:line="360" w:lineRule="auto"/>
-        <w:ind w:firstLineChars="200" w:firstLine="480"/>
-        <w:rPr>
-          <w:sz w:val="24"/>
-          <w:szCs w:val="24"/>
-        </w:rPr>
-      </w:pPr>
-      <w:r>
-        <w:rPr>
-          <w:sz w:val="24"/>
-          <w:szCs w:val="24"/>
-        </w:rPr>
-        <w:t>测评机构名称：</w:t>
-      </w:r>
-      <w:r>
-        <w:rPr>
-          <w:rFonts w:hint="eastAsia"/>
-          <w:sz w:val="24"/>
-          <w:szCs w:val="24"/>
-        </w:rPr>
-        <w:t xml:space="preserve">中国科学院卫星软件测评中心</w:t>
-      </w:r>
-    </w:p>
-    <w:p>
-      <w:pPr>
-        <w:spacing w:line="360" w:lineRule="auto"/>
-        <w:ind w:firstLineChars="200" w:firstLine="480"/>
-        <w:rPr>
-          <w:sz w:val="24"/>
-          <w:szCs w:val="24"/>
-        </w:rPr>
-      </w:pPr>
-      <w:r>
-        <w:rPr>
-          <w:sz w:val="24"/>
-          <w:szCs w:val="24"/>
-        </w:rPr>
-        <w:t>承研单位地址：</w:t>
-      </w:r>
-      <w:r>
-        <w:rPr>
-          <w:rFonts w:hint="eastAsia"/>
-          <w:sz w:val="24"/>
-          <w:szCs w:val="24"/>
-        </w:rPr>
-        <w:t xml:space="preserve">上海市海科路99号</w:t>
-      </w:r>
-    </w:p>
-    <w:p>
-      <w:pPr>
-        <w:spacing w:line="360" w:lineRule="auto"/>
-        <w:ind w:firstLineChars="200" w:firstLine="480"/>
-        <w:rPr>
-          <w:sz w:val="24"/>
-          <w:szCs w:val="24"/>
-        </w:rPr>
-      </w:pPr>
-      <w:r>
-        <w:rPr>
-          <w:sz w:val="24"/>
-          <w:szCs w:val="24"/>
-        </w:rPr>
-        <w:t>联系人：</w:t>
-      </w:r>
-      <w:r>
-        <w:rPr>
-          <w:rFonts w:hint="eastAsia"/>
-          <w:sz w:val="24"/>
-          <w:szCs w:val="24"/>
-        </w:rPr>
-        <w:t xml:space="preserve">高才栋</w:t>
-      </w:r>
-    </w:p>
-    <w:p>
-      <w:pPr>
-        <w:spacing w:line="360" w:lineRule="auto"/>
-        <w:ind w:firstLineChars="200" w:firstLine="480"/>
-        <w:rPr>
-          <w:rFonts w:hint="eastAsia"/>
-          <w:sz w:val="24"/>
-          <w:szCs w:val="24"/>
-        </w:rPr>
-      </w:pPr>
-      <w:r>
-        <w:rPr>
-          <w:sz w:val="24"/>
-          <w:szCs w:val="24"/>
-        </w:rPr>
-        <w:t>联系电话：</w:t>
-      </w:r>
-      <w:r>
-        <w:rPr>
-          <w:rFonts w:hint="eastAsia"/>
-          <w:sz w:val="24"/>
-          <w:szCs w:val="24"/>
-        </w:rPr>
-        <w:t xml:space="preserve">18100001111</w:t>
-      </w:r>
     </w:p>
     <w:sectPr>
       <w:headerReference w:type="even" r:id="rId8"/>
@@ -389,7 +415,7 @@
 </file>
 
 <file path=word/endnotes.xml><?xml version="1.0" encoding="utf-8"?>
-<w:endnotes xmlns:wpc="http://schemas.microsoft.com/office/word/2010/wordprocessingCanvas" xmlns:cx="http://schemas.microsoft.com/office/drawing/2014/chartex" xmlns:cx1="http://schemas.microsoft.com/office/drawing/2015/9/8/chartex" xmlns:cx2="http://schemas.microsoft.com/office/drawing/2015/10/21/chartex" xmlns:cx3="http://schemas.microsoft.com/office/drawing/2016/5/9/chartex" xmlns:cx4="http://schemas.microsoft.com/office/drawing/2016/5/10/chartex" xmlns:cx5="http://schemas.microsoft.com/office/drawing/2016/5/11/chartex" xmlns:cx6="http://schemas.microsoft.com/office/drawing/2016/5/12/chartex" xmlns:cx7="http://schemas.microsoft.com/office/drawing/2016/5/13/chartex" xmlns:cx8="http://schemas.microsoft.com/office/drawing/2016/5/14/chartex" xmlns:mc="http://schemas.openxmlformats.org/markup-compatibility/2006" xmlns:aink="http://schemas.microsoft.com/office/drawing/2016/ink" xmlns:am3d="http://schemas.microsoft.com/office/drawing/2017/model3d" xmlns:o="urn:schemas-microsoft-com:office:office" xmlns:oel="http://schemas.microsoft.com/office/2019/extlst" xmlns:r="http://schemas.openxmlformats.org/officeDocument/2006/relationships" xmlns:m="http://schemas.openxmlformats.org/officeDocument/2006/math" xmlns:v="urn:schemas-microsoft-com:vml" xmlns:wp14="http://schemas.microsoft.com/office/word/2010/wordprocessingDrawing" xmlns:wp="http://schemas.openxmlformats.org/drawingml/2006/wordprocessingDrawing" xmlns:w10="urn:schemas-microsoft-com:office:word" xmlns:w="http://schemas.openxmlformats.org/wordprocessingml/2006/main" xmlns:w14="http://schemas.microsoft.com/office/word/2010/wordml" xmlns:w15="http://schemas.microsoft.com/office/word/2012/wordml" xmlns:w16cex="http://schemas.microsoft.com/office/word/2018/wordml/cex" xmlns:w16cid="http://schemas.microsoft.com/office/word/2016/wordml/cid" xmlns:w16="http://schemas.microsoft.com/office/word/2018/wordml" xmlns:w16sdtdh="http://schemas.microsoft.com/office/word/2020/wordml/sdtdatahash" xmlns:w16se="http://schemas.microsoft.com/office/word/2015/wordml/symex" xmlns:wpg="http://schemas.microsoft.com/office/word/2010/wordprocessingGroup" xmlns:wpi="http://schemas.microsoft.com/office/word/2010/wordprocessingInk" xmlns:wne="http://schemas.microsoft.com/office/word/2006/wordml" xmlns:wps="http://schemas.microsoft.com/office/word/2010/wordprocessingShape" mc:Ignorable="w14 w15 w16se w16cid w16 w16cex w16sdtdh wp14">
+<w:endnotes xmlns:wpc="http://schemas.microsoft.com/office/word/2010/wordprocessingCanvas" xmlns:cx="http://schemas.microsoft.com/office/drawing/2014/chartex" xmlns:cx1="http://schemas.microsoft.com/office/drawing/2015/9/8/chartex" xmlns:cx2="http://schemas.microsoft.com/office/drawing/2015/10/21/chartex" xmlns:cx3="http://schemas.microsoft.com/office/drawing/2016/5/9/chartex" xmlns:cx4="http://schemas.microsoft.com/office/drawing/2016/5/10/chartex" xmlns:cx5="http://schemas.microsoft.com/office/drawing/2016/5/11/chartex" xmlns:cx6="http://schemas.microsoft.com/office/drawing/2016/5/12/chartex" xmlns:cx7="http://schemas.microsoft.com/office/drawing/2016/5/13/chartex" xmlns:cx8="http://schemas.microsoft.com/office/drawing/2016/5/14/chartex" xmlns:mc="http://schemas.openxmlformats.org/markup-compatibility/2006" xmlns:aink="http://schemas.microsoft.com/office/drawing/2016/ink" xmlns:am3d="http://schemas.microsoft.com/office/drawing/2017/model3d" xmlns:o="urn:schemas-microsoft-com:office:office" xmlns:oel="http://schemas.microsoft.com/office/2019/extlst" xmlns:r="http://schemas.openxmlformats.org/officeDocument/2006/relationships" xmlns:m="http://schemas.openxmlformats.org/officeDocument/2006/math" xmlns:v="urn:schemas-microsoft-com:vml" xmlns:wp14="http://schemas.microsoft.com/office/word/2010/wordprocessingDrawing" xmlns:wp="http://schemas.openxmlformats.org/drawingml/2006/wordprocessingDrawing" xmlns:w10="urn:schemas-microsoft-com:office:word" xmlns:w="http://schemas.openxmlformats.org/wordprocessingml/2006/main" xmlns:w14="http://schemas.microsoft.com/office/word/2010/wordml" xmlns:w15="http://schemas.microsoft.com/office/word/2012/wordml" xmlns:w16cex="http://schemas.microsoft.com/office/word/2018/wordml/cex" xmlns:w16cid="http://schemas.microsoft.com/office/word/2016/wordml/cid" xmlns:w16="http://schemas.microsoft.com/office/word/2018/wordml" xmlns:w16du="http://schemas.microsoft.com/office/word/2023/wordml/word16du" xmlns:w16sdtdh="http://schemas.microsoft.com/office/word/2020/wordml/sdtdatahash" xmlns:w16sdtfl="http://schemas.microsoft.com/office/word/2024/wordml/sdtformatlock" xmlns:w16se="http://schemas.microsoft.com/office/word/2015/wordml/symex" xmlns:wpg="http://schemas.microsoft.com/office/word/2010/wordprocessingGroup" xmlns:wpi="http://schemas.microsoft.com/office/word/2010/wordprocessingInk" xmlns:wne="http://schemas.microsoft.com/office/word/2006/wordml" xmlns:wps="http://schemas.microsoft.com/office/word/2010/wordprocessingShape" mc:Ignorable="w14 w15 w16se w16cid w16 w16cex w16sdtdh w16sdtfl w16du wp14">
   <w:endnote w:type="separator" w:id="-1">
     <w:p>
       <w:r>
@@ -408,7 +434,7 @@
 </file>
 
 <file path=word/footer1.xml><?xml version="1.0" encoding="utf-8"?>
-<w:ftr xmlns:wpc="http://schemas.microsoft.com/office/word/2010/wordprocessingCanvas" xmlns:cx="http://schemas.microsoft.com/office/drawing/2014/chartex" xmlns:cx1="http://schemas.microsoft.com/office/drawing/2015/9/8/chartex" xmlns:cx2="http://schemas.microsoft.com/office/drawing/2015/10/21/chartex" xmlns:cx3="http://schemas.microsoft.com/office/drawing/2016/5/9/chartex" xmlns:cx4="http://schemas.microsoft.com/office/drawing/2016/5/10/chartex" xmlns:cx5="http://schemas.microsoft.com/office/drawing/2016/5/11/chartex" xmlns:cx6="http://schemas.microsoft.com/office/drawing/2016/5/12/chartex" xmlns:cx7="http://schemas.microsoft.com/office/drawing/2016/5/13/chartex" xmlns:cx8="http://schemas.microsoft.com/office/drawing/2016/5/14/chartex" xmlns:mc="http://schemas.openxmlformats.org/markup-compatibility/2006" xmlns:aink="http://schemas.microsoft.com/office/drawing/2016/ink" xmlns:am3d="http://schemas.microsoft.com/office/drawing/2017/model3d" xmlns:o="urn:schemas-microsoft-com:office:office" xmlns:oel="http://schemas.microsoft.com/office/2019/extlst" xmlns:r="http://schemas.openxmlformats.org/officeDocument/2006/relationships" xmlns:m="http://schemas.openxmlformats.org/officeDocument/2006/math" xmlns:v="urn:schemas-microsoft-com:vml" xmlns:wp14="http://schemas.microsoft.com/office/word/2010/wordprocessingDrawing" xmlns:wp="http://schemas.openxmlformats.org/drawingml/2006/wordprocessingDrawing" xmlns:w10="urn:schemas-microsoft-com:office:word" xmlns:w="http://schemas.openxmlformats.org/wordprocessingml/2006/main" xmlns:w14="http://schemas.microsoft.com/office/word/2010/wordml" xmlns:w15="http://schemas.microsoft.com/office/word/2012/wordml" xmlns:w16cex="http://schemas.microsoft.com/office/word/2018/wordml/cex" xmlns:w16cid="http://schemas.microsoft.com/office/word/2016/wordml/cid" xmlns:w16="http://schemas.microsoft.com/office/word/2018/wordml" xmlns:w16sdtdh="http://schemas.microsoft.com/office/word/2020/wordml/sdtdatahash" xmlns:w16se="http://schemas.microsoft.com/office/word/2015/wordml/symex" xmlns:wpg="http://schemas.microsoft.com/office/word/2010/wordprocessingGroup" xmlns:wpi="http://schemas.microsoft.com/office/word/2010/wordprocessingInk" xmlns:wne="http://schemas.microsoft.com/office/word/2006/wordml" xmlns:wps="http://schemas.microsoft.com/office/word/2010/wordprocessingShape" mc:Ignorable="w14 w15 w16se w16cid w16 w16cex w16sdtdh wp14">
+<w:ftr xmlns:wpc="http://schemas.microsoft.com/office/word/2010/wordprocessingCanvas" xmlns:cx="http://schemas.microsoft.com/office/drawing/2014/chartex" xmlns:cx1="http://schemas.microsoft.com/office/drawing/2015/9/8/chartex" xmlns:cx2="http://schemas.microsoft.com/office/drawing/2015/10/21/chartex" xmlns:cx3="http://schemas.microsoft.com/office/drawing/2016/5/9/chartex" xmlns:cx4="http://schemas.microsoft.com/office/drawing/2016/5/10/chartex" xmlns:cx5="http://schemas.microsoft.com/office/drawing/2016/5/11/chartex" xmlns:cx6="http://schemas.microsoft.com/office/drawing/2016/5/12/chartex" xmlns:cx7="http://schemas.microsoft.com/office/drawing/2016/5/13/chartex" xmlns:cx8="http://schemas.microsoft.com/office/drawing/2016/5/14/chartex" xmlns:mc="http://schemas.openxmlformats.org/markup-compatibility/2006" xmlns:aink="http://schemas.microsoft.com/office/drawing/2016/ink" xmlns:am3d="http://schemas.microsoft.com/office/drawing/2017/model3d" xmlns:o="urn:schemas-microsoft-com:office:office" xmlns:oel="http://schemas.microsoft.com/office/2019/extlst" xmlns:r="http://schemas.openxmlformats.org/officeDocument/2006/relationships" xmlns:m="http://schemas.openxmlformats.org/officeDocument/2006/math" xmlns:v="urn:schemas-microsoft-com:vml" xmlns:wp14="http://schemas.microsoft.com/office/word/2010/wordprocessingDrawing" xmlns:wp="http://schemas.openxmlformats.org/drawingml/2006/wordprocessingDrawing" xmlns:w10="urn:schemas-microsoft-com:office:word" xmlns:w="http://schemas.openxmlformats.org/wordprocessingml/2006/main" xmlns:w14="http://schemas.microsoft.com/office/word/2010/wordml" xmlns:w15="http://schemas.microsoft.com/office/word/2012/wordml" xmlns:w16cex="http://schemas.microsoft.com/office/word/2018/wordml/cex" xmlns:w16cid="http://schemas.microsoft.com/office/word/2016/wordml/cid" xmlns:w16="http://schemas.microsoft.com/office/word/2018/wordml" xmlns:w16du="http://schemas.microsoft.com/office/word/2023/wordml/word16du" xmlns:w16sdtdh="http://schemas.microsoft.com/office/word/2020/wordml/sdtdatahash" xmlns:w16sdtfl="http://schemas.microsoft.com/office/word/2024/wordml/sdtformatlock" xmlns:w16se="http://schemas.microsoft.com/office/word/2015/wordml/symex" xmlns:wpg="http://schemas.microsoft.com/office/word/2010/wordprocessingGroup" xmlns:wpi="http://schemas.microsoft.com/office/word/2010/wordprocessingInk" xmlns:wne="http://schemas.microsoft.com/office/word/2006/wordml" xmlns:wps="http://schemas.microsoft.com/office/word/2010/wordprocessingShape" mc:Ignorable="w14 w15 w16se w16cid w16 w16cex w16sdtdh w16sdtfl w16du wp14">
   <w:p>
     <w:pPr>
       <w:ind w:firstLine="360"/>
@@ -418,7 +444,7 @@
 </file>
 
 <file path=word/footnotes.xml><?xml version="1.0" encoding="utf-8"?>
-<w:footnotes xmlns:wpc="http://schemas.microsoft.com/office/word/2010/wordprocessingCanvas" xmlns:cx="http://schemas.microsoft.com/office/drawing/2014/chartex" xmlns:cx1="http://schemas.microsoft.com/office/drawing/2015/9/8/chartex" xmlns:cx2="http://schemas.microsoft.com/office/drawing/2015/10/21/chartex" xmlns:cx3="http://schemas.microsoft.com/office/drawing/2016/5/9/chartex" xmlns:cx4="http://schemas.microsoft.com/office/drawing/2016/5/10/chartex" xmlns:cx5="http://schemas.microsoft.com/office/drawing/2016/5/11/chartex" xmlns:cx6="http://schemas.microsoft.com/office/drawing/2016/5/12/chartex" xmlns:cx7="http://schemas.microsoft.com/office/drawing/2016/5/13/chartex" xmlns:cx8="http://schemas.microsoft.com/office/drawing/2016/5/14/chartex" xmlns:mc="http://schemas.openxmlformats.org/markup-compatibility/2006" xmlns:aink="http://schemas.microsoft.com/office/drawing/2016/ink" xmlns:am3d="http://schemas.microsoft.com/office/drawing/2017/model3d" xmlns:o="urn:schemas-microsoft-com:office:office" xmlns:oel="http://schemas.microsoft.com/office/2019/extlst" xmlns:r="http://schemas.openxmlformats.org/officeDocument/2006/relationships" xmlns:m="http://schemas.openxmlformats.org/officeDocument/2006/math" xmlns:v="urn:schemas-microsoft-com:vml" xmlns:wp14="http://schemas.microsoft.com/office/word/2010/wordprocessingDrawing" xmlns:wp="http://schemas.openxmlformats.org/drawingml/2006/wordprocessingDrawing" xmlns:w10="urn:schemas-microsoft-com:office:word" xmlns:w="http://schemas.openxmlformats.org/wordprocessingml/2006/main" xmlns:w14="http://schemas.microsoft.com/office/word/2010/wordml" xmlns:w15="http://schemas.microsoft.com/office/word/2012/wordml" xmlns:w16cex="http://schemas.microsoft.com/office/word/2018/wordml/cex" xmlns:w16cid="http://schemas.microsoft.com/office/word/2016/wordml/cid" xmlns:w16="http://schemas.microsoft.com/office/word/2018/wordml" xmlns:w16sdtdh="http://schemas.microsoft.com/office/word/2020/wordml/sdtdatahash" xmlns:w16se="http://schemas.microsoft.com/office/word/2015/wordml/symex" xmlns:wpg="http://schemas.microsoft.com/office/word/2010/wordprocessingGroup" xmlns:wpi="http://schemas.microsoft.com/office/word/2010/wordprocessingInk" xmlns:wne="http://schemas.microsoft.com/office/word/2006/wordml" xmlns:wps="http://schemas.microsoft.com/office/word/2010/wordprocessingShape" mc:Ignorable="w14 w15 w16se w16cid w16 w16cex w16sdtdh wp14">
+<w:footnotes xmlns:wpc="http://schemas.microsoft.com/office/word/2010/wordprocessingCanvas" xmlns:cx="http://schemas.microsoft.com/office/drawing/2014/chartex" xmlns:cx1="http://schemas.microsoft.com/office/drawing/2015/9/8/chartex" xmlns:cx2="http://schemas.microsoft.com/office/drawing/2015/10/21/chartex" xmlns:cx3="http://schemas.microsoft.com/office/drawing/2016/5/9/chartex" xmlns:cx4="http://schemas.microsoft.com/office/drawing/2016/5/10/chartex" xmlns:cx5="http://schemas.microsoft.com/office/drawing/2016/5/11/chartex" xmlns:cx6="http://schemas.microsoft.com/office/drawing/2016/5/12/chartex" xmlns:cx7="http://schemas.microsoft.com/office/drawing/2016/5/13/chartex" xmlns:cx8="http://schemas.microsoft.com/office/drawing/2016/5/14/chartex" xmlns:mc="http://schemas.openxmlformats.org/markup-compatibility/2006" xmlns:aink="http://schemas.microsoft.com/office/drawing/2016/ink" xmlns:am3d="http://schemas.microsoft.com/office/drawing/2017/model3d" xmlns:o="urn:schemas-microsoft-com:office:office" xmlns:oel="http://schemas.microsoft.com/office/2019/extlst" xmlns:r="http://schemas.openxmlformats.org/officeDocument/2006/relationships" xmlns:m="http://schemas.openxmlformats.org/officeDocument/2006/math" xmlns:v="urn:schemas-microsoft-com:vml" xmlns:wp14="http://schemas.microsoft.com/office/word/2010/wordprocessingDrawing" xmlns:wp="http://schemas.openxmlformats.org/drawingml/2006/wordprocessingDrawing" xmlns:w10="urn:schemas-microsoft-com:office:word" xmlns:w="http://schemas.openxmlformats.org/wordprocessingml/2006/main" xmlns:w14="http://schemas.microsoft.com/office/word/2010/wordml" xmlns:w15="http://schemas.microsoft.com/office/word/2012/wordml" xmlns:w16cex="http://schemas.microsoft.com/office/word/2018/wordml/cex" xmlns:w16cid="http://schemas.microsoft.com/office/word/2016/wordml/cid" xmlns:w16="http://schemas.microsoft.com/office/word/2018/wordml" xmlns:w16du="http://schemas.microsoft.com/office/word/2023/wordml/word16du" xmlns:w16sdtdh="http://schemas.microsoft.com/office/word/2020/wordml/sdtdatahash" xmlns:w16sdtfl="http://schemas.microsoft.com/office/word/2024/wordml/sdtformatlock" xmlns:w16se="http://schemas.microsoft.com/office/word/2015/wordml/symex" xmlns:wpg="http://schemas.microsoft.com/office/word/2010/wordprocessingGroup" xmlns:wpi="http://schemas.microsoft.com/office/word/2010/wordprocessingInk" xmlns:wne="http://schemas.microsoft.com/office/word/2006/wordml" xmlns:wps="http://schemas.microsoft.com/office/word/2010/wordprocessingShape" mc:Ignorable="w14 w15 w16se w16cid w16 w16cex w16sdtdh w16sdtfl w16du wp14">
   <w:footnote w:type="separator" w:id="-1">
     <w:p>
       <w:r>
@@ -437,7 +463,7 @@
 </file>
 
 <file path=word/header1.xml><?xml version="1.0" encoding="utf-8"?>
-<w:hdr xmlns:wpc="http://schemas.microsoft.com/office/word/2010/wordprocessingCanvas" xmlns:cx="http://schemas.microsoft.com/office/drawing/2014/chartex" xmlns:cx1="http://schemas.microsoft.com/office/drawing/2015/9/8/chartex" xmlns:cx2="http://schemas.microsoft.com/office/drawing/2015/10/21/chartex" xmlns:cx3="http://schemas.microsoft.com/office/drawing/2016/5/9/chartex" xmlns:cx4="http://schemas.microsoft.com/office/drawing/2016/5/10/chartex" xmlns:cx5="http://schemas.microsoft.com/office/drawing/2016/5/11/chartex" xmlns:cx6="http://schemas.microsoft.com/office/drawing/2016/5/12/chartex" xmlns:cx7="http://schemas.microsoft.com/office/drawing/2016/5/13/chartex" xmlns:cx8="http://schemas.microsoft.com/office/drawing/2016/5/14/chartex" xmlns:mc="http://schemas.openxmlformats.org/markup-compatibility/2006" xmlns:aink="http://schemas.microsoft.com/office/drawing/2016/ink" xmlns:am3d="http://schemas.microsoft.com/office/drawing/2017/model3d" xmlns:o="urn:schemas-microsoft-com:office:office" xmlns:oel="http://schemas.microsoft.com/office/2019/extlst" xmlns:r="http://schemas.openxmlformats.org/officeDocument/2006/relationships" xmlns:m="http://schemas.openxmlformats.org/officeDocument/2006/math" xmlns:v="urn:schemas-microsoft-com:vml" xmlns:wp14="http://schemas.microsoft.com/office/word/2010/wordprocessingDrawing" xmlns:wp="http://schemas.openxmlformats.org/drawingml/2006/wordprocessingDrawing" xmlns:w10="urn:schemas-microsoft-com:office:word" xmlns:w="http://schemas.openxmlformats.org/wordprocessingml/2006/main" xmlns:w14="http://schemas.microsoft.com/office/word/2010/wordml" xmlns:w15="http://schemas.microsoft.com/office/word/2012/wordml" xmlns:w16cex="http://schemas.microsoft.com/office/word/2018/wordml/cex" xmlns:w16cid="http://schemas.microsoft.com/office/word/2016/wordml/cid" xmlns:w16="http://schemas.microsoft.com/office/word/2018/wordml" xmlns:w16sdtdh="http://schemas.microsoft.com/office/word/2020/wordml/sdtdatahash" xmlns:w16se="http://schemas.microsoft.com/office/word/2015/wordml/symex" xmlns:wpg="http://schemas.microsoft.com/office/word/2010/wordprocessingGroup" xmlns:wpi="http://schemas.microsoft.com/office/word/2010/wordprocessingInk" xmlns:wne="http://schemas.microsoft.com/office/word/2006/wordml" xmlns:wps="http://schemas.microsoft.com/office/word/2010/wordprocessingShape" mc:Ignorable="w14 w15 w16se w16cid w16 w16cex w16sdtdh wp14">
+<w:hdr xmlns:wpc="http://schemas.microsoft.com/office/word/2010/wordprocessingCanvas" xmlns:cx="http://schemas.microsoft.com/office/drawing/2014/chartex" xmlns:cx1="http://schemas.microsoft.com/office/drawing/2015/9/8/chartex" xmlns:cx2="http://schemas.microsoft.com/office/drawing/2015/10/21/chartex" xmlns:cx3="http://schemas.microsoft.com/office/drawing/2016/5/9/chartex" xmlns:cx4="http://schemas.microsoft.com/office/drawing/2016/5/10/chartex" xmlns:cx5="http://schemas.microsoft.com/office/drawing/2016/5/11/chartex" xmlns:cx6="http://schemas.microsoft.com/office/drawing/2016/5/12/chartex" xmlns:cx7="http://schemas.microsoft.com/office/drawing/2016/5/13/chartex" xmlns:cx8="http://schemas.microsoft.com/office/drawing/2016/5/14/chartex" xmlns:mc="http://schemas.openxmlformats.org/markup-compatibility/2006" xmlns:aink="http://schemas.microsoft.com/office/drawing/2016/ink" xmlns:am3d="http://schemas.microsoft.com/office/drawing/2017/model3d" xmlns:o="urn:schemas-microsoft-com:office:office" xmlns:oel="http://schemas.microsoft.com/office/2019/extlst" xmlns:r="http://schemas.openxmlformats.org/officeDocument/2006/relationships" xmlns:m="http://schemas.openxmlformats.org/officeDocument/2006/math" xmlns:v="urn:schemas-microsoft-com:vml" xmlns:wp14="http://schemas.microsoft.com/office/word/2010/wordprocessingDrawing" xmlns:wp="http://schemas.openxmlformats.org/drawingml/2006/wordprocessingDrawing" xmlns:w10="urn:schemas-microsoft-com:office:word" xmlns:w="http://schemas.openxmlformats.org/wordprocessingml/2006/main" xmlns:w14="http://schemas.microsoft.com/office/word/2010/wordml" xmlns:w15="http://schemas.microsoft.com/office/word/2012/wordml" xmlns:w16cex="http://schemas.microsoft.com/office/word/2018/wordml/cex" xmlns:w16cid="http://schemas.microsoft.com/office/word/2016/wordml/cid" xmlns:w16="http://schemas.microsoft.com/office/word/2018/wordml" xmlns:w16du="http://schemas.microsoft.com/office/word/2023/wordml/word16du" xmlns:w16sdtdh="http://schemas.microsoft.com/office/word/2020/wordml/sdtdatahash" xmlns:w16sdtfl="http://schemas.microsoft.com/office/word/2024/wordml/sdtformatlock" xmlns:w16se="http://schemas.microsoft.com/office/word/2015/wordml/symex" xmlns:wpg="http://schemas.microsoft.com/office/word/2010/wordprocessingGroup" xmlns:wpi="http://schemas.microsoft.com/office/word/2010/wordprocessingInk" xmlns:wne="http://schemas.microsoft.com/office/word/2006/wordml" xmlns:wps="http://schemas.microsoft.com/office/word/2010/wordprocessingShape" mc:Ignorable="w14 w15 w16se w16cid w16 w16cex w16sdtdh w16sdtfl w16du wp14">
   <w:p>
     <w:pPr>
       <w:ind w:firstLine="360"/>
@@ -447,7 +473,7 @@
 </file>
 
 <file path=word/numbering.xml><?xml version="1.0" encoding="utf-8"?>
-<w:numbering xmlns:wpc="http://schemas.microsoft.com/office/word/2010/wordprocessingCanvas" xmlns:cx="http://schemas.microsoft.com/office/drawing/2014/chartex" xmlns:cx1="http://schemas.microsoft.com/office/drawing/2015/9/8/chartex" xmlns:cx2="http://schemas.microsoft.com/office/drawing/2015/10/21/chartex" xmlns:cx3="http://schemas.microsoft.com/office/drawing/2016/5/9/chartex" xmlns:cx4="http://schemas.microsoft.com/office/drawing/2016/5/10/chartex" xmlns:cx5="http://schemas.microsoft.com/office/drawing/2016/5/11/chartex" xmlns:cx6="http://schemas.microsoft.com/office/drawing/2016/5/12/chartex" xmlns:cx7="http://schemas.microsoft.com/office/drawing/2016/5/13/chartex" xmlns:cx8="http://schemas.microsoft.com/office/drawing/2016/5/14/chartex" xmlns:mc="http://schemas.openxmlformats.org/markup-compatibility/2006" xmlns:aink="http://schemas.microsoft.com/office/drawing/2016/ink" xmlns:am3d="http://schemas.microsoft.com/office/drawing/2017/model3d" xmlns:o="urn:schemas-microsoft-com:office:office" xmlns:oel="http://schemas.microsoft.com/office/2019/extlst" xmlns:r="http://schemas.openxmlformats.org/officeDocument/2006/relationships" xmlns:m="http://schemas.openxmlformats.org/officeDocument/2006/math" xmlns:v="urn:schemas-microsoft-com:vml" xmlns:wp14="http://schemas.microsoft.com/office/word/2010/wordprocessingDrawing" xmlns:wp="http://schemas.openxmlformats.org/drawingml/2006/wordprocessingDrawing" xmlns:w10="urn:schemas-microsoft-com:office:word" xmlns:w="http://schemas.openxmlformats.org/wordprocessingml/2006/main" xmlns:w14="http://schemas.microsoft.com/office/word/2010/wordml" xmlns:w15="http://schemas.microsoft.com/office/word/2012/wordml" xmlns:w16cex="http://schemas.microsoft.com/office/word/2018/wordml/cex" xmlns:w16cid="http://schemas.microsoft.com/office/word/2016/wordml/cid" xmlns:w16="http://schemas.microsoft.com/office/word/2018/wordml" xmlns:w16sdtdh="http://schemas.microsoft.com/office/word/2020/wordml/sdtdatahash" xmlns:w16se="http://schemas.microsoft.com/office/word/2015/wordml/symex" xmlns:wpg="http://schemas.microsoft.com/office/word/2010/wordprocessingGroup" xmlns:wpi="http://schemas.microsoft.com/office/word/2010/wordprocessingInk" xmlns:wne="http://schemas.microsoft.com/office/word/2006/wordml" xmlns:wps="http://schemas.microsoft.com/office/word/2010/wordprocessingShape" mc:Ignorable="w14 w15 w16se w16cid w16 w16cex w16sdtdh wp14">
+<w:numbering xmlns:wpc="http://schemas.microsoft.com/office/word/2010/wordprocessingCanvas" xmlns:cx="http://schemas.microsoft.com/office/drawing/2014/chartex" xmlns:cx1="http://schemas.microsoft.com/office/drawing/2015/9/8/chartex" xmlns:cx2="http://schemas.microsoft.com/office/drawing/2015/10/21/chartex" xmlns:cx3="http://schemas.microsoft.com/office/drawing/2016/5/9/chartex" xmlns:cx4="http://schemas.microsoft.com/office/drawing/2016/5/10/chartex" xmlns:cx5="http://schemas.microsoft.com/office/drawing/2016/5/11/chartex" xmlns:cx6="http://schemas.microsoft.com/office/drawing/2016/5/12/chartex" xmlns:cx7="http://schemas.microsoft.com/office/drawing/2016/5/13/chartex" xmlns:cx8="http://schemas.microsoft.com/office/drawing/2016/5/14/chartex" xmlns:mc="http://schemas.openxmlformats.org/markup-compatibility/2006" xmlns:aink="http://schemas.microsoft.com/office/drawing/2016/ink" xmlns:am3d="http://schemas.microsoft.com/office/drawing/2017/model3d" xmlns:o="urn:schemas-microsoft-com:office:office" xmlns:oel="http://schemas.microsoft.com/office/2019/extlst" xmlns:r="http://schemas.openxmlformats.org/officeDocument/2006/relationships" xmlns:m="http://schemas.openxmlformats.org/officeDocument/2006/math" xmlns:v="urn:schemas-microsoft-com:vml" xmlns:wp14="http://schemas.microsoft.com/office/word/2010/wordprocessingDrawing" xmlns:wp="http://schemas.openxmlformats.org/drawingml/2006/wordprocessingDrawing" xmlns:w10="urn:schemas-microsoft-com:office:word" xmlns:w="http://schemas.openxmlformats.org/wordprocessingml/2006/main" xmlns:w14="http://schemas.microsoft.com/office/word/2010/wordml" xmlns:w15="http://schemas.microsoft.com/office/word/2012/wordml" xmlns:w16cex="http://schemas.microsoft.com/office/word/2018/wordml/cex" xmlns:w16cid="http://schemas.microsoft.com/office/word/2016/wordml/cid" xmlns:w16="http://schemas.microsoft.com/office/word/2018/wordml" xmlns:w16du="http://schemas.microsoft.com/office/word/2023/wordml/word16du" xmlns:w16sdtdh="http://schemas.microsoft.com/office/word/2020/wordml/sdtdatahash" xmlns:w16sdtfl="http://schemas.microsoft.com/office/word/2024/wordml/sdtformatlock" xmlns:w16se="http://schemas.microsoft.com/office/word/2015/wordml/symex" xmlns:wpg="http://schemas.microsoft.com/office/word/2010/wordprocessingGroup" xmlns:wpi="http://schemas.microsoft.com/office/word/2010/wordprocessingInk" xmlns:wne="http://schemas.microsoft.com/office/word/2006/wordml" xmlns:wps="http://schemas.microsoft.com/office/word/2010/wordprocessingShape" mc:Ignorable="w14 w15 w16se w16cid w16 w16cex w16sdtdh w16sdtfl w16du wp14">
   <w:abstractNum w:abstractNumId="0" w15:restartNumberingAfterBreak="0">
     <w:nsid w:val="FFFFFF7E"/>
     <w:multiLevelType w:val="singleLevel"/>
@@ -6909,7 +6935,7 @@
 </file>
 
 <file path=word/styles.xml><?xml version="1.0" encoding="utf-8"?>
-<w:styles xmlns:mc="http://schemas.openxmlformats.org/markup-compatibility/2006" xmlns:r="http://schemas.openxmlformats.org/officeDocument/2006/relationships" xmlns:w="http://schemas.openxmlformats.org/wordprocessingml/2006/main" xmlns:w14="http://schemas.microsoft.com/office/word/2010/wordml" xmlns:w15="http://schemas.microsoft.com/office/word/2012/wordml" xmlns:w16cex="http://schemas.microsoft.com/office/word/2018/wordml/cex" xmlns:w16cid="http://schemas.microsoft.com/office/word/2016/wordml/cid" xmlns:w16="http://schemas.microsoft.com/office/word/2018/wordml" xmlns:w16sdtdh="http://schemas.microsoft.com/office/word/2020/wordml/sdtdatahash" xmlns:w16se="http://schemas.microsoft.com/office/word/2015/wordml/symex" mc:Ignorable="w14 w15 w16se w16cid w16 w16cex w16sdtdh">
+<w:styles xmlns:mc="http://schemas.openxmlformats.org/markup-compatibility/2006" xmlns:r="http://schemas.openxmlformats.org/officeDocument/2006/relationships" xmlns:w="http://schemas.openxmlformats.org/wordprocessingml/2006/main" xmlns:w14="http://schemas.microsoft.com/office/word/2010/wordml" xmlns:w15="http://schemas.microsoft.com/office/word/2012/wordml" xmlns:w16cex="http://schemas.microsoft.com/office/word/2018/wordml/cex" xmlns:w16cid="http://schemas.microsoft.com/office/word/2016/wordml/cid" xmlns:w16="http://schemas.microsoft.com/office/word/2018/wordml" xmlns:w16du="http://schemas.microsoft.com/office/word/2023/wordml/word16du" xmlns:w16sdtdh="http://schemas.microsoft.com/office/word/2020/wordml/sdtdatahash" xmlns:w16sdtfl="http://schemas.microsoft.com/office/word/2024/wordml/sdtformatlock" xmlns:w16se="http://schemas.microsoft.com/office/word/2015/wordml/symex" mc:Ignorable="w14 w15 w16se w16cid w16 w16cex w16sdtdh w16sdtfl w16du">
   <w:docDefaults>
     <w:rPrDefault>
       <w:rPr>
@@ -16633,6 +16659,35 @@
       <w:color w:val="666666"/>
     </w:rPr>
   </w:style>
+  <w:style w:type="paragraph" w:customStyle="1" w:styleId="RC">
+    <w:name w:val="RC正文"/>
+    <w:basedOn w:val="aa"/>
+    <w:link w:val="RCChar"/>
+    <w:qFormat/>
+    <w:rsid w:val="00B44C9F"/>
+    <w:pPr>
+      <w:spacing w:line="360" w:lineRule="auto"/>
+      <w:ind w:firstLineChars="200" w:firstLine="480"/>
+    </w:pPr>
+    <w:rPr>
+      <w:rFonts w:eastAsiaTheme="minorEastAsia" w:cstheme="minorBidi"/>
+      <w:sz w:val="24"/>
+      <w:szCs w:val="22"/>
+    </w:rPr>
+  </w:style>
+  <w:style w:type="character" w:customStyle="1" w:styleId="RCChar">
+    <w:name w:val="RC正文 Char"/>
+    <w:basedOn w:val="ab"/>
+    <w:link w:val="RC"/>
+    <w:qFormat/>
+    <w:rsid w:val="00B44C9F"/>
+    <w:rPr>
+      <w:rFonts w:eastAsiaTheme="minorEastAsia" w:cstheme="minorBidi"/>
+      <w:kern w:val="2"/>
+      <w:sz w:val="24"/>
+      <w:szCs w:val="22"/>
+    </w:rPr>
+  </w:style>
 </w:styles>
 </file>
 
